--- a/corpus/synthetic/table-grid-reconcile__007.docx
+++ b/corpus/synthetic/table-grid-reconcile__007.docx
@@ -3,39 +3,74 @@
 <w:document xmlns:w="http://schemas.openxmlformats.org/wordprocessingml/2006/main" xmlns:r="http://schemas.openxmlformats.org/officeDocument/2006/relationships" xmlns:wp="http://schemas.openxmlformats.org/drawingml/2006/wordprocessingDrawing" xmlns:a="http://schemas.openxmlformats.org/drawingml/2006/main" xmlns:pic="http://schemas.openxmlformats.org/drawingml/2006/picture" xmlns:m="http://schemas.openxmlformats.org/officeDocument/2006/math">
   <w:body>
     <w:tbl>
+      <w:tblPr>
+        <w:tblW w:w="0" w:type="auto"/>
+      </w:tblPr>
       <w:tblGrid>
-        <w:gridCol w:w="2000"/>
-        <w:gridCol w:w="2000"/>
-        <w:gridCol w:w="2000"/>
+        <w:gridCol w:w="3554"/>
+        <w:gridCol w:w="1411"/>
+        <w:gridCol w:w="4051"/>
       </w:tblGrid>
       <w:tr>
         <w:tc>
           <w:tcPr>
-            <w:shd w:val="pct5" w:color="auto" w:fill="auto"/>
+            <w:tcW w:w="3840" w:type="dxa"/>
           </w:tcPr>
           <w:p>
             <w:r>
-              <w:t>gray</w:t>
+              <w:t>a</w:t>
             </w:r>
           </w:p>
         </w:tc>
         <w:tc>
           <w:tcPr>
-            <w:shd w:val="reverseDiagStripe" w:color="6FB31A" w:fill="auto"/>
+            <w:tcW w:w="1520" w:type="dxa"/>
           </w:tcPr>
           <w:p>
             <w:r>
-              <w:t>stripe</w:t>
+              <w:t>b</w:t>
             </w:r>
           </w:p>
         </w:tc>
         <w:tc>
           <w:tcPr>
-            <w:shd w:val="clear" w:color="auto" w:fill="auto"/>
+            <w:tcW w:w="4380" w:type="dxa"/>
           </w:tcPr>
           <w:p>
             <w:r>
-              <w:t>plain</w:t>
+              <w:t>c</w:t>
+            </w:r>
+          </w:p>
+        </w:tc>
+      </w:tr>
+      <w:tr>
+        <w:tc>
+          <w:tcPr>
+            <w:tcW w:w="3840" w:type="dxa"/>
+          </w:tcPr>
+          <w:p>
+            <w:r>
+              <w:t>a</w:t>
+            </w:r>
+          </w:p>
+        </w:tc>
+        <w:tc>
+          <w:tcPr>
+            <w:tcW w:w="1520" w:type="dxa"/>
+          </w:tcPr>
+          <w:p>
+            <w:r>
+              <w:t>b</w:t>
+            </w:r>
+          </w:p>
+        </w:tc>
+        <w:tc>
+          <w:tcPr>
+            <w:tcW w:w="4380" w:type="dxa"/>
+          </w:tcPr>
+          <w:p>
+            <w:r>
+              <w:t>c</w:t>
             </w:r>
           </w:p>
         </w:tc>
